--- a/CodigoDoc/COMMON/IURIS_COMMON.docx
+++ b/CodigoDoc/COMMON/IURIS_COMMON.docx
@@ -28115,10 +28115,7 @@
       </w:pPr>
       <w:bookmarkStart w:id="64" w:name="_Toc118132448"/>
       <w:r>
-        <w:t>Archivo</w:t>
-      </w:r>
-      <w:r>
-        <w:t xml:space="preserve"> </w:t>
+        <w:t xml:space="preserve">Archivo </w:t>
       </w:r>
       <w:proofErr w:type="spellStart"/>
       <w:r>
